--- a/Versions-html-and-docx/section_sax_v4.docx
+++ b/Versions-html-and-docx/section_sax_v4.docx
@@ -41,10 +41,10 @@
           <w:b/>
           <w:color w:val="C62828"/>
         </w:rPr>
-        <w:t xml:space="preserve">Position dans le cluster : </w:t>
+        <w:t xml:space="preserve">Position dans la zone de convergence : </w:t>
       </w:r>
       <w:r>
-        <w:t>F1=398 Hz — légèrement en-deçà du cluster /o/ (452–502 Hz) mais très proche. Giesler (1985) place explicitement le saxophone ténor dans le cluster avec Basson, Cor et Trombone.</w:t>
+        <w:t>F1=398 Hz — dans la zone /o/–/å/ (377–510 Hz), aux côtés du cor (388 Hz, Δ=10 Hz) et de l'alto (377 Hz, Δ=21 Hz). Giesler (1985) place le saxophone ténor dans ce groupe.</w:t>
       </w:r>
     </w:p>
     <w:p>
@@ -104,7 +104,7 @@
           <w:i/>
           <w:sz w:val="20"/>
         </w:rPr>
-        <w:t>Son chaud et expressif, grande flexibilité timbrale et dynamique. F1=398 Hz (zone /o/) — le saxophone alto est au bord du cluster de convergence 450–502 Hz, avec un F1 légèrement inférieur. Tuyau conique (comme le hautbois et le basson) produisant un spectre riche en harmoniques pairs et impairs. Fp centroïde à 1 440 Hz (zone /e/). Le saxophone alto est le seul saxophone présent dans la base SOL2020 IRCAM. Les saxophones soprano, ténor et baryton sont absents du corpus. Découverte : malgré F1=398 Hz légèrement en-deçà du cluster /o/ (452–502 Hz), le saxophone alto est acoustiquement plus proche de la zone /o/ que de /u/, et sa fusion avec le basson (Δ=104 Hz) reste exploitable orchestralement.</w:t>
+        <w:t>Son chaud et expressif, grande flexibilité timbrale et dynamique. F1=398 Hz (zone /o/) — le saxophone alto s'inscrit dans la zone de convergence /o/–/å/ (377–510 Hz), aux côtés du cor (388 Hz) et du cor anglais (452 Hz). Tuyau conique (comme le hautbois et le basson) produisant un spectre riche en harmoniques pairs et impairs. Fp centroïde à 1 440 Hz (zone /e/). Le saxophone alto est le seul saxophone présent dans la base SOL2020 IRCAM. Les saxophones soprano, ténor et baryton sont absents du corpus. Convergences clés : Sax alto (398) + Cor (388) Δ=10 Hz, Sax alto (398) + Cor anglais (452) Δ=54 Hz, Sax alto (398) + Alto (377) Δ=21 Hz.</w:t>
       </w:r>
     </w:p>
     <w:p>
@@ -6118,7 +6118,7 @@
                 <w:b/>
                 <w:sz w:val="18"/>
               </w:rPr>
-              <w:t>Basson</w:t>
+              <w:t>Cor anglais</w:t>
             </w:r>
           </w:p>
         </w:tc>
@@ -6154,7 +6154,7 @@
                 <w:b w:val="0"/>
                 <w:sz w:val="18"/>
               </w:rPr>
-              <w:t>502</w:t>
+              <w:t>452</w:t>
             </w:r>
           </w:p>
         </w:tc>
@@ -6172,7 +6172,7 @@
                 <w:b w:val="0"/>
                 <w:sz w:val="18"/>
               </w:rPr>
-              <w:t>Δ=104 Hz</w:t>
+              <w:t>Δ=54 Hz</w:t>
             </w:r>
           </w:p>
         </w:tc>
@@ -6190,7 +6190,7 @@
                 <w:b w:val="0"/>
                 <w:sz w:val="18"/>
               </w:rPr>
-              <w:t>Bonne</w:t>
+              <w:t>Excellente</w:t>
             </w:r>
           </w:p>
         </w:tc>
@@ -6228,7 +6228,7 @@
                 <w:b/>
                 <w:sz w:val="18"/>
               </w:rPr>
-              <w:t>Cor anglais</w:t>
+              <w:t>Cor</w:t>
             </w:r>
           </w:p>
         </w:tc>
@@ -6264,7 +6264,7 @@
                 <w:b w:val="0"/>
                 <w:sz w:val="18"/>
               </w:rPr>
-              <w:t>452</w:t>
+              <w:t>388</w:t>
             </w:r>
           </w:p>
         </w:tc>
@@ -6282,7 +6282,7 @@
                 <w:b w:val="0"/>
                 <w:sz w:val="18"/>
               </w:rPr>
-              <w:t>Δ=54 Hz</w:t>
+              <w:t>Δ=10 Hz</w:t>
             </w:r>
           </w:p>
         </w:tc>
@@ -6300,7 +6300,7 @@
                 <w:b w:val="0"/>
                 <w:sz w:val="18"/>
               </w:rPr>
-              <w:t>Excellente</w:t>
+              <w:t>Quasi-parfaite</w:t>
             </w:r>
           </w:p>
         </w:tc>
@@ -6338,7 +6338,7 @@
                 <w:b/>
                 <w:sz w:val="18"/>
               </w:rPr>
-              <w:t>Cor</w:t>
+              <w:t>Basson</w:t>
             </w:r>
           </w:p>
         </w:tc>
@@ -6374,7 +6374,7 @@
                 <w:b w:val="0"/>
                 <w:sz w:val="18"/>
               </w:rPr>
-              <w:t>457</w:t>
+              <w:t>495</w:t>
             </w:r>
           </w:p>
         </w:tc>
@@ -6392,7 +6392,7 @@
                 <w:b w:val="0"/>
                 <w:sz w:val="18"/>
               </w:rPr>
-              <w:t>Δ=59 Hz</w:t>
+              <w:t>Δ=97 Hz</w:t>
             </w:r>
           </w:p>
         </w:tc>
@@ -6410,7 +6410,7 @@
                 <w:b w:val="0"/>
                 <w:sz w:val="18"/>
               </w:rPr>
-              <w:t>Excellente</w:t>
+              <w:t>Bonne</w:t>
             </w:r>
           </w:p>
         </w:tc>
@@ -6448,7 +6448,7 @@
                 <w:b/>
                 <w:sz w:val="18"/>
               </w:rPr>
-              <w:t>Violoncelle</w:t>
+              <w:t>Alto</w:t>
             </w:r>
           </w:p>
         </w:tc>
@@ -6484,7 +6484,7 @@
                 <w:b w:val="0"/>
                 <w:sz w:val="18"/>
               </w:rPr>
-              <w:t>499</w:t>
+              <w:t>377</w:t>
             </w:r>
           </w:p>
         </w:tc>
@@ -6502,7 +6502,7 @@
                 <w:b w:val="0"/>
                 <w:sz w:val="18"/>
               </w:rPr>
-              <w:t>Δ=101 Hz</w:t>
+              <w:t>Δ=21 Hz</w:t>
             </w:r>
           </w:p>
         </w:tc>
@@ -6520,7 +6520,7 @@
                 <w:b w:val="0"/>
                 <w:sz w:val="18"/>
               </w:rPr>
-              <w:t>Bonne</w:t>
+              <w:t>Quasi-parfaite</w:t>
             </w:r>
           </w:p>
         </w:tc>
@@ -6558,6 +6558,116 @@
                 <w:b/>
                 <w:sz w:val="18"/>
               </w:rPr>
+              <w:t>Violoncelle</w:t>
+            </w:r>
+          </w:p>
+        </w:tc>
+        <w:tc>
+          <w:tcPr>
+            <w:tcW w:type="dxa" w:w="907"/>
+          </w:tcPr>
+          <w:p>
+            <w:pPr>
+              <w:jc w:val="center"/>
+            </w:pPr>
+            <w:r/>
+            <w:r>
+              <w:rPr>
+                <w:b w:val="0"/>
+                <w:sz w:val="18"/>
+              </w:rPr>
+              <w:t>398</w:t>
+            </w:r>
+          </w:p>
+        </w:tc>
+        <w:tc>
+          <w:tcPr>
+            <w:tcW w:type="dxa" w:w="907"/>
+          </w:tcPr>
+          <w:p>
+            <w:pPr>
+              <w:jc w:val="center"/>
+            </w:pPr>
+            <w:r/>
+            <w:r>
+              <w:rPr>
+                <w:b w:val="0"/>
+                <w:sz w:val="18"/>
+              </w:rPr>
+              <w:t>205</w:t>
+            </w:r>
+          </w:p>
+        </w:tc>
+        <w:tc>
+          <w:tcPr>
+            <w:tcW w:type="dxa" w:w="1020"/>
+          </w:tcPr>
+          <w:p>
+            <w:pPr>
+              <w:jc w:val="center"/>
+            </w:pPr>
+            <w:r/>
+            <w:r>
+              <w:rPr>
+                <w:b w:val="0"/>
+                <w:sz w:val="18"/>
+              </w:rPr>
+              <w:t>Δ=193 Hz</w:t>
+            </w:r>
+          </w:p>
+        </w:tc>
+        <w:tc>
+          <w:tcPr>
+            <w:tcW w:type="dxa" w:w="1417"/>
+          </w:tcPr>
+          <w:p>
+            <w:pPr>
+              <w:jc w:val="center"/>
+            </w:pPr>
+            <w:r/>
+            <w:r>
+              <w:rPr>
+                <w:b w:val="0"/>
+                <w:sz w:val="18"/>
+              </w:rPr>
+              <w:t>Bonne</w:t>
+            </w:r>
+          </w:p>
+        </w:tc>
+        <w:tc>
+          <w:tcPr>
+            <w:tcW w:type="dxa" w:w="1417"/>
+          </w:tcPr>
+          <w:p>
+            <w:pPr>
+              <w:jc w:val="center"/>
+            </w:pPr>
+            <w:r/>
+            <w:r>
+              <w:rPr>
+                <w:b w:val="0"/>
+                <w:sz w:val="18"/>
+              </w:rPr>
+              <w:t>Octave</w:t>
+            </w:r>
+          </w:p>
+        </w:tc>
+      </w:tr>
+      <w:tr>
+        <w:tc>
+          <w:tcPr>
+            <w:tcW w:type="dxa" w:w="1814"/>
+          </w:tcPr>
+          <w:p>
+            <w:pPr>
+              <w:jc w:val="center"/>
+            </w:pPr>
+            <w:r/>
+            <w:r>
+              <w:rPr>
+                <w:b/>
+                <w:sz w:val="18"/>
+              </w:rPr>
               <w:t>Clarinette Sib</w:t>
             </w:r>
           </w:p>
@@ -6594,7 +6704,7 @@
                 <w:b w:val="0"/>
                 <w:sz w:val="18"/>
               </w:rPr>
-              <w:t>1 016</w:t>
+              <w:t>463</w:t>
             </w:r>
           </w:p>
         </w:tc>
@@ -6612,7 +6722,7 @@
                 <w:b w:val="0"/>
                 <w:sz w:val="18"/>
               </w:rPr>
-              <w:t>Δ=618 Hz</w:t>
+              <w:t>Δ=65 Hz</w:t>
             </w:r>
           </w:p>
         </w:tc>
@@ -6630,7 +6740,7 @@
                 <w:b w:val="0"/>
                 <w:sz w:val="18"/>
               </w:rPr>
-              <w:t>Complémentaire</w:t>
+              <w:t>Excellente</w:t>
             </w:r>
           </w:p>
         </w:tc>
@@ -6648,7 +6758,7 @@
                 <w:b w:val="0"/>
                 <w:sz w:val="18"/>
               </w:rPr>
-              <w:t>Octave</w:t>
+              <w:t>Unisson</w:t>
             </w:r>
           </w:p>
         </w:tc>
